--- a/A. Usaha Pengembangan Madrasah/1.7 Kemajuan Teknologi Informasi/1.7.2 Administrasi pembelajaran berbasis TIK/1.7.2.1-Inventaris_Komputer_dan_LCD.docx
+++ b/A. Usaha Pengembangan Madrasah/1.7 Kemajuan Teknologi Informasi/1.7.2 Administrasi pembelajaran berbasis TIK/1.7.2.1-Inventaris_Komputer_dan_LCD.docx
@@ -2,15 +2,6 @@
 <file path=word/document.xml><?xml version="1.0" encoding="utf-8"?>
 <w:document xmlns:w="http://schemas.openxmlformats.org/wordprocessingml/2006/main" xmlns:m="http://schemas.openxmlformats.org/officeDocument/2006/math" xmlns:r="http://schemas.openxmlformats.org/officeDocument/2006/relationships" xmlns:o="urn:schemas-microsoft-com:office:office" xmlns:v="urn:schemas-microsoft-com:vml" xmlns:w10="urn:schemas-microsoft-com:office:word" xmlns:a="http://schemas.openxmlformats.org/drawingml/2006/main" xmlns:pic="http://schemas.openxmlformats.org/drawingml/2006/picture" xmlns:wp="http://schemas.openxmlformats.org/drawingml/2006/wordprocessingDrawing">
   <w:body>
-    <w:bookmarkStart w:id="23" w:name="jumlah-komputer-dan-lcd"/>
-    <w:p>
-      <w:pPr>
-        <w:pStyle w:val="Heading1"/>
-      </w:pPr>
-      <w:r>
-        <w:t xml:space="preserve">1.7.2.1 Jumlah Komputer dan LCD</w:t>
-      </w:r>
-    </w:p>
     <w:bookmarkStart w:id="20" w:name="pendahuluan"/>
     <w:p>
       <w:pPr>
@@ -37,19 +28,7 @@
         <w:t xml:space="preserve"> </w:t>
       </w:r>
       <w:r>
-        <w:t xml:space="preserve">memadai jumlahnya. Ketersediaan perangkat ini menjadi dasar penerapan</w:t>
-      </w:r>
-      <w:r>
-        <w:t xml:space="preserve"> </w:t>
-      </w:r>
-      <w:r>
-        <w:t xml:space="preserve">model pembelajaran berbasis komputer, intranet, maupun internet di</w:t>
-      </w:r>
-      <w:r>
-        <w:t xml:space="preserve"> </w:t>
-      </w:r>
-      <w:r>
-        <w:t xml:space="preserve">madrasah.</w:t>
+        <w:t xml:space="preserve">memadai jumlahnya.</w:t>
       </w:r>
     </w:p>
     <w:p>
@@ -63,7 +42,7 @@
         <w:t xml:space="preserve"> </w:t>
       </w:r>
       <w:r>
-        <w:t xml:space="preserve">dimiliki MTsN 1 Pandeglang.</w:t>
+        <w:t xml:space="preserve">dimiliki madrasah.</w:t>
       </w:r>
     </w:p>
     <w:bookmarkEnd w:id="20"/>
@@ -97,7 +76,7 @@
         </w:numPr>
       </w:pPr>
       <w:r>
-        <w:t xml:space="preserve">LCD Proyektor: 10 unit</w:t>
+        <w:t xml:space="preserve">LCD Proyektor : 10 unit</w:t>
       </w:r>
     </w:p>
     <w:p>
@@ -109,17 +88,17 @@
         </w:numPr>
       </w:pPr>
       <w:r>
-        <w:t xml:space="preserve">Panel LCD: 4 unit</w:t>
+        <w:t xml:space="preserve">Panel LCD : 4 unit</w:t>
       </w:r>
     </w:p>
     <w:bookmarkEnd w:id="21"/>
-    <w:bookmarkStart w:id="22" w:name="lampiran-yang-wajib-disertakan"/>
+    <w:bookmarkStart w:id="22" w:name="lampiran-yang-disertakan"/>
     <w:p>
       <w:pPr>
         <w:pStyle w:val="Heading2"/>
       </w:pPr>
       <w:r>
-        <w:t xml:space="preserve">LAMPIRAN YANG WAJIB DISERTAKAN</w:t>
+        <w:t xml:space="preserve">LAMPIRAN YANG DISERTAKAN</w:t>
       </w:r>
     </w:p>
     <w:p>
@@ -139,6 +118,12 @@
         <w:pStyle w:val="FirstParagraph"/>
       </w:pPr>
       <w:r>
+        <w:t xml:space="preserve">Pandeglang, 25 Agustus 2026</w:t>
+      </w:r>
+      <w:r>
+        <w:t xml:space="preserve"> </w:t>
+      </w:r>
+      <w:r>
         <w:t xml:space="preserve">Disahkan oleh,</w:t>
       </w:r>
       <w:r>
@@ -163,7 +148,6 @@
       </w:r>
     </w:p>
     <w:bookmarkEnd w:id="22"/>
-    <w:bookmarkEnd w:id="23"/>
     <w:sectPr/>
   </w:body>
 </w:document>
